--- a/文件/其他初審文件資料/第七章實體關聯圖問題-035-042.docx
+++ b/文件/其他初審文件資料/第七章實體關聯圖問題-035-042.docx
@@ -488,11 +488,6 @@
       </w:r>
     </w:p>
     <w:p>
-      <w:pPr>
-        <w:rPr>
-          <w:rFonts w:hint="eastAsia"/>
-        </w:rPr>
-      </w:pPr>
       <w:r>
         <w:rPr>
           <w:rFonts w:hint="eastAsia"/>
@@ -529,6 +524,86 @@
                     <a:xfrm>
                       <a:off x="0" y="0"/>
                       <a:ext cx="5274310" cy="3411220"/>
+                    </a:xfrm>
+                    <a:prstGeom prst="rect">
+                      <a:avLst/>
+                    </a:prstGeom>
+                  </pic:spPr>
+                </pic:pic>
+              </a:graphicData>
+            </a:graphic>
+          </wp:inline>
+        </w:drawing>
+      </w:r>
+    </w:p>
+    <w:p/>
+    <w:p/>
+    <w:p/>
+    <w:p>
+      <w:pPr>
+        <w:rPr>
+          <w:rFonts w:hint="eastAsia"/>
+        </w:rPr>
+      </w:pPr>
+    </w:p>
+    <w:p>
+      <w:pPr>
+        <w:rPr>
+          <w:rFonts w:hint="eastAsia"/>
+        </w:rPr>
+      </w:pPr>
+      <w:r>
+        <w:rPr>
+          <w:rFonts w:hint="eastAsia"/>
+        </w:rPr>
+        <w:lastRenderedPageBreak/>
+        <w:t>5/21</w:t>
+      </w:r>
+      <w:r>
+        <w:rPr>
+          <w:rFonts w:hint="eastAsia"/>
+        </w:rPr>
+        <w:t>討論後</w:t>
+      </w:r>
+      <w:r>
+        <w:br/>
+      </w:r>
+      <w:r>
+        <w:rPr>
+          <w:rFonts w:hint="eastAsia"/>
+          <w:noProof/>
+        </w:rPr>
+        <w:drawing>
+          <wp:inline distT="0" distB="0" distL="0" distR="0" wp14:anchorId="32373431" wp14:editId="52BFAAA4">
+            <wp:extent cx="5274310" cy="3355975"/>
+            <wp:effectExtent l="0" t="0" r="0" b="0"/>
+            <wp:docPr id="1190021194" name="圖片 1" descr="一張含有 圖畫, 寫生, 地圖, 圖表 的圖片&#10;&#10;AI 產生的內容可能不正確。"/>
+            <wp:cNvGraphicFramePr>
+              <a:graphicFrameLocks xmlns:a="http://schemas.openxmlformats.org/drawingml/2006/main" noChangeAspect="1"/>
+            </wp:cNvGraphicFramePr>
+            <a:graphic xmlns:a="http://schemas.openxmlformats.org/drawingml/2006/main">
+              <a:graphicData uri="http://schemas.openxmlformats.org/drawingml/2006/picture">
+                <pic:pic xmlns:pic="http://schemas.openxmlformats.org/drawingml/2006/picture">
+                  <pic:nvPicPr>
+                    <pic:cNvPr id="1190021194" name="圖片 1" descr="一張含有 圖畫, 寫生, 地圖, 圖表 的圖片&#10;&#10;AI 產生的內容可能不正確。"/>
+                    <pic:cNvPicPr/>
+                  </pic:nvPicPr>
+                  <pic:blipFill>
+                    <a:blip r:embed="rId13" cstate="print">
+                      <a:extLst>
+                        <a:ext uri="{28A0092B-C50C-407E-A947-70E740481C1C}">
+                          <a14:useLocalDpi xmlns:a14="http://schemas.microsoft.com/office/drawing/2010/main" val="0"/>
+                        </a:ext>
+                      </a:extLst>
+                    </a:blip>
+                    <a:stretch>
+                      <a:fillRect/>
+                    </a:stretch>
+                  </pic:blipFill>
+                  <pic:spPr>
+                    <a:xfrm>
+                      <a:off x="0" y="0"/>
+                      <a:ext cx="5274310" cy="3355975"/>
                     </a:xfrm>
                     <a:prstGeom prst="rect">
                       <a:avLst/>

--- a/文件/其他初審文件資料/第七章實體關聯圖問題-035-042.docx
+++ b/文件/其他初審文件資料/第七章實體關聯圖問題-035-042.docx
@@ -118,7 +118,14 @@
         <w:rPr>
           <w:rFonts w:hint="eastAsia"/>
         </w:rPr>
-        <w:t>ai?)</w:t>
+        <w:t>ai?</w:t>
+      </w:r>
+      <w:proofErr w:type="gramStart"/>
+      <w:r>
+        <w:rPr>
+          <w:rFonts w:hint="eastAsia"/>
+        </w:rPr>
+        <w:t>)</w:t>
       </w:r>
       <w:r>
         <w:rPr>
@@ -127,6 +134,7 @@
         </w:rPr>
         <w:t>ai</w:t>
       </w:r>
+      <w:proofErr w:type="gramEnd"/>
     </w:p>
     <w:p>
       <w:pPr>
@@ -161,8 +169,16 @@
         <w:rPr>
           <w:rFonts w:hint="eastAsia"/>
         </w:rPr>
-        <w:t xml:space="preserve"> 1:M?(</w:t>
-      </w:r>
+        <w:t xml:space="preserve"> 1:</w:t>
+      </w:r>
+      <w:proofErr w:type="gramStart"/>
+      <w:r>
+        <w:rPr>
+          <w:rFonts w:hint="eastAsia"/>
+        </w:rPr>
+        <w:t>M?(</w:t>
+      </w:r>
+      <w:proofErr w:type="gramEnd"/>
       <w:r>
         <w:rPr>
           <w:rFonts w:hint="eastAsia"/>
@@ -527,11 +543,6 @@
       </w:r>
     </w:p>
     <w:p>
-      <w:pPr>
-        <w:rPr>
-          <w:rFonts w:hint="eastAsia"/>
-        </w:rPr>
-      </w:pPr>
       <w:r>
         <w:rPr>
           <w:rFonts w:hint="eastAsia"/>
@@ -544,20 +555,16 @@
         <w:rPr>
           <w:rFonts w:hint="eastAsia"/>
         </w:rPr>
-        <w:t>二次審核</w:t>
-      </w:r>
-      <w:r>
-        <w:rPr>
-          <w:rFonts w:hint="eastAsia"/>
-        </w:rPr>
-        <w:t>的部分</w:t>
-      </w:r>
-      <w:r>
-        <w:rPr>
-          <w:rFonts w:hint="eastAsia"/>
-        </w:rPr>
-        <w:t>再調整成跟他開會說的一樣</w:t>
-      </w:r>
+        <w:t>二次審核的部分再調整成跟他</w:t>
+      </w:r>
+      <w:proofErr w:type="gramStart"/>
+      <w:r>
+        <w:rPr>
+          <w:rFonts w:hint="eastAsia"/>
+        </w:rPr>
+        <w:t>開會說的一樣</w:t>
+      </w:r>
+      <w:proofErr w:type="gramEnd"/>
     </w:p>
     <w:p>
       <w:r>
@@ -601,6 +608,32 @@
       </w:r>
     </w:p>
     <w:p>
+      <w:r>
+        <w:rPr>
+          <w:rFonts w:hint="eastAsia"/>
+        </w:rPr>
+        <w:t>文件的</w:t>
+      </w:r>
+      <w:r>
+        <w:rPr>
+          <w:rFonts w:hint="eastAsia"/>
+        </w:rPr>
+        <w:t>7-2</w:t>
+      </w:r>
+      <w:r>
+        <w:rPr>
+          <w:rFonts w:hint="eastAsia"/>
+        </w:rPr>
+        <w:t>字典不要用「表單」要用「資料表」</w:t>
+      </w:r>
+    </w:p>
+    <w:p/>
+    <w:p>
+      <w:r>
+        <w:t>5/22</w:t>
+      </w:r>
+    </w:p>
+    <w:p>
       <w:pPr>
         <w:rPr>
           <w:rFonts w:hint="eastAsia"/>
@@ -609,20 +642,49 @@
       <w:r>
         <w:rPr>
           <w:rFonts w:hint="eastAsia"/>
-        </w:rPr>
-        <w:t>文件的</w:t>
-      </w:r>
-      <w:r>
-        <w:rPr>
-          <w:rFonts w:hint="eastAsia"/>
-        </w:rPr>
-        <w:t>7-2</w:t>
-      </w:r>
-      <w:r>
-        <w:rPr>
-          <w:rFonts w:hint="eastAsia"/>
-        </w:rPr>
-        <w:t>字典不要用「表單」要用「資料表」</w:t>
+          <w:noProof/>
+        </w:rPr>
+        <w:drawing>
+          <wp:inline distT="0" distB="0" distL="0" distR="0" wp14:anchorId="3C32A00D" wp14:editId="238F47E7">
+            <wp:extent cx="5274310" cy="3299460"/>
+            <wp:effectExtent l="0" t="0" r="0" b="0"/>
+            <wp:docPr id="455463549" name="圖片 1" descr="一張含有 寫生, 圖表, 圖畫, 地圖 的圖片&#10;&#10;AI 產生的內容可能不正確。"/>
+            <wp:cNvGraphicFramePr>
+              <a:graphicFrameLocks xmlns:a="http://schemas.openxmlformats.org/drawingml/2006/main" noChangeAspect="1"/>
+            </wp:cNvGraphicFramePr>
+            <a:graphic xmlns:a="http://schemas.openxmlformats.org/drawingml/2006/main">
+              <a:graphicData uri="http://schemas.openxmlformats.org/drawingml/2006/picture">
+                <pic:pic xmlns:pic="http://schemas.openxmlformats.org/drawingml/2006/picture">
+                  <pic:nvPicPr>
+                    <pic:cNvPr id="455463549" name="圖片 1" descr="一張含有 寫生, 圖表, 圖畫, 地圖 的圖片&#10;&#10;AI 產生的內容可能不正確。"/>
+                    <pic:cNvPicPr/>
+                  </pic:nvPicPr>
+                  <pic:blipFill>
+                    <a:blip r:embed="rId13" cstate="print">
+                      <a:extLst>
+                        <a:ext uri="{28A0092B-C50C-407E-A947-70E740481C1C}">
+                          <a14:useLocalDpi xmlns:a14="http://schemas.microsoft.com/office/drawing/2010/main" val="0"/>
+                        </a:ext>
+                      </a:extLst>
+                    </a:blip>
+                    <a:stretch>
+                      <a:fillRect/>
+                    </a:stretch>
+                  </pic:blipFill>
+                  <pic:spPr>
+                    <a:xfrm>
+                      <a:off x="0" y="0"/>
+                      <a:ext cx="5274310" cy="3299460"/>
+                    </a:xfrm>
+                    <a:prstGeom prst="rect">
+                      <a:avLst/>
+                    </a:prstGeom>
+                  </pic:spPr>
+                </pic:pic>
+              </a:graphicData>
+            </a:graphic>
+          </wp:inline>
+        </w:drawing>
       </w:r>
     </w:p>
     <w:sectPr>

--- a/文件/其他初審文件資料/第七章實體關聯圖問題-035-042.docx
+++ b/文件/其他初審文件資料/第七章實體關聯圖問題-035-042.docx
@@ -634,11 +634,6 @@
       </w:r>
     </w:p>
     <w:p>
-      <w:pPr>
-        <w:rPr>
-          <w:rFonts w:hint="eastAsia"/>
-        </w:rPr>
-      </w:pPr>
       <w:r>
         <w:rPr>
           <w:rFonts w:hint="eastAsia"/>
@@ -675,6 +670,84 @@
                     <a:xfrm>
                       <a:off x="0" y="0"/>
                       <a:ext cx="5274310" cy="3299460"/>
+                    </a:xfrm>
+                    <a:prstGeom prst="rect">
+                      <a:avLst/>
+                    </a:prstGeom>
+                  </pic:spPr>
+                </pic:pic>
+              </a:graphicData>
+            </a:graphic>
+          </wp:inline>
+        </w:drawing>
+      </w:r>
+    </w:p>
+    <w:p/>
+    <w:p/>
+    <w:p/>
+    <w:p/>
+    <w:p/>
+    <w:p/>
+    <w:p/>
+    <w:p/>
+    <w:p>
+      <w:pPr>
+        <w:rPr>
+          <w:rFonts w:hint="eastAsia"/>
+        </w:rPr>
+      </w:pPr>
+    </w:p>
+    <w:p>
+      <w:r>
+        <w:rPr>
+          <w:rFonts w:hint="eastAsia"/>
+        </w:rPr>
+        <w:lastRenderedPageBreak/>
+        <w:t>排版</w:t>
+      </w:r>
+    </w:p>
+    <w:p>
+      <w:pPr>
+        <w:rPr>
+          <w:rFonts w:hint="eastAsia"/>
+        </w:rPr>
+      </w:pPr>
+      <w:r>
+        <w:rPr>
+          <w:rFonts w:hint="eastAsia"/>
+          <w:noProof/>
+        </w:rPr>
+        <w:drawing>
+          <wp:inline distT="0" distB="0" distL="0" distR="0" wp14:anchorId="14091C30" wp14:editId="3E01BF78">
+            <wp:extent cx="5274310" cy="3378200"/>
+            <wp:effectExtent l="0" t="0" r="0" b="0"/>
+            <wp:docPr id="602087121" name="圖片 1" descr="一張含有 寫生, 圖表, 圖畫, 文字 的圖片&#10;&#10;AI 產生的內容可能不正確。"/>
+            <wp:cNvGraphicFramePr>
+              <a:graphicFrameLocks xmlns:a="http://schemas.openxmlformats.org/drawingml/2006/main" noChangeAspect="1"/>
+            </wp:cNvGraphicFramePr>
+            <a:graphic xmlns:a="http://schemas.openxmlformats.org/drawingml/2006/main">
+              <a:graphicData uri="http://schemas.openxmlformats.org/drawingml/2006/picture">
+                <pic:pic xmlns:pic="http://schemas.openxmlformats.org/drawingml/2006/picture">
+                  <pic:nvPicPr>
+                    <pic:cNvPr id="602087121" name="圖片 1" descr="一張含有 寫生, 圖表, 圖畫, 文字 的圖片&#10;&#10;AI 產生的內容可能不正確。"/>
+                    <pic:cNvPicPr/>
+                  </pic:nvPicPr>
+                  <pic:blipFill>
+                    <a:blip r:embed="rId14" cstate="print">
+                      <a:extLst>
+                        <a:ext uri="{28A0092B-C50C-407E-A947-70E740481C1C}">
+                          <a14:useLocalDpi xmlns:a14="http://schemas.microsoft.com/office/drawing/2010/main" val="0"/>
+                        </a:ext>
+                      </a:extLst>
+                    </a:blip>
+                    <a:stretch>
+                      <a:fillRect/>
+                    </a:stretch>
+                  </pic:blipFill>
+                  <pic:spPr>
+                    <a:xfrm>
+                      <a:off x="0" y="0"/>
+                      <a:ext cx="5274310" cy="3378200"/>
                     </a:xfrm>
                     <a:prstGeom prst="rect">
                       <a:avLst/>
